--- a/book/module-03/Module3.docx
+++ b/book/module-03/Module3.docx
@@ -1825,7 +1825,7 @@
           <w:sz w:val="24"/>
           <w:szCs w:val="24"/>
         </w:rPr>
-        <w:t>Remote State</w:t>
+        <w:t>Building The Terraform Remote State Platform</w:t>
       </w:r>
     </w:p>
     <w:p>

--- a/book/module-03/Module3.docx
+++ b/book/module-03/Module3.docx
@@ -1864,7 +1864,7 @@
           <w:sz w:val="24"/>
           <w:szCs w:val="24"/>
         </w:rPr>
-        <w:t>Module Design</w:t>
+        <w:t>Building Your First Production Terraform Module</w:t>
       </w:r>
     </w:p>
     <w:p>
